--- a/t26_s3.docx
+++ b/t26_s3.docx
@@ -3,2168 +3,998 @@
 <w:document xmlns:wpc="http://schemas.microsoft.com/office/word/2010/wordprocessingCanvas" xmlns:mo="http://schemas.microsoft.com/office/mac/office/2008/main" xmlns:mc="http://schemas.openxmlformats.org/markup-compatibility/2006" xmlns:mv="urn:schemas-microsoft-com:mac:vml" xmlns:o="urn:schemas-microsoft-com:office:office" xmlns:r="http://schemas.openxmlformats.org/officeDocument/2006/relationships" xmlns:m="http://schemas.openxmlformats.org/officeDocument/2006/math" xmlns:v="urn:schemas-microsoft-com:vml" xmlns:wp14="http://schemas.microsoft.com/office/word/2010/wordprocessingDrawing" xmlns:wp="http://schemas.openxmlformats.org/drawingml/2006/wordprocessingDrawing" xmlns:w10="urn:schemas-microsoft-com:office:word" xmlns:w="http://schemas.openxmlformats.org/wordprocessingml/2006/main" xmlns:w14="http://schemas.microsoft.com/office/word/2010/wordml" xmlns:wpg="http://schemas.microsoft.com/office/word/2010/wordprocessingGroup" xmlns:wpi="http://schemas.microsoft.com/office/word/2010/wordprocessingInk" xmlns:wne="http://schemas.microsoft.com/office/word/2006/wordml" xmlns:wps="http://schemas.microsoft.com/office/word/2010/wordprocessingShape" mc:Ignorable="w14 wp14">
   <w:body>
     <w:p>
-      <w:pPr>
-        <w:spacing w:after="20" w:before="120"/>
-      </w:pPr>
       <w:r>
-        <w:rPr>
-          <w:b/>
-          <w:sz w:val="22"/>
-        </w:rPr>
-        <w:t>Question: Which post-operative pain drug can induce nausea, vomiting, and dizziness as frequent side effects?</w:t>
+        <w:t xml:space="preserve">Question: A patient with a severe head injury is being monitored. Which finding indicates worsening intracranial pressure?</w:t>
       </w:r>
     </w:p>
     <w:p>
-      <w:pPr>
-        <w:spacing w:after="0" w:before="0"/>
-      </w:pPr>
       <w:r>
-        <w:rPr>
-          <w:b w:val="0"/>
-          <w:sz w:val="22"/>
-        </w:rPr>
-        <w:t>(a) Paracetamol</w:t>
+        <w:t xml:space="preserve">(a) Decreasing level of consciousness and pupillary changes</w:t>
       </w:r>
     </w:p>
     <w:p>
-      <w:pPr>
-        <w:spacing w:after="0" w:before="0"/>
-      </w:pPr>
       <w:r>
-        <w:rPr>
-          <w:b w:val="0"/>
-          <w:sz w:val="22"/>
-        </w:rPr>
-        <w:t>(b) Tramadol</w:t>
+        <w:t xml:space="preserve">(b) Improving consciousness</w:t>
       </w:r>
     </w:p>
     <w:p>
-      <w:pPr>
-        <w:spacing w:after="0" w:before="0"/>
-      </w:pPr>
       <w:r>
-        <w:rPr>
-          <w:b w:val="0"/>
-          <w:sz w:val="22"/>
-        </w:rPr>
-        <w:t>(c) Diclofenac</w:t>
+        <w:t xml:space="preserve">(c) Normal pupils</w:t>
       </w:r>
     </w:p>
     <w:p>
-      <w:pPr>
-        <w:spacing w:after="0" w:before="0"/>
-      </w:pPr>
       <w:r>
-        <w:rPr>
-          <w:b w:val="0"/>
-          <w:sz w:val="22"/>
-        </w:rPr>
-        <w:t>(d) Ondansetron</w:t>
+        <w:t xml:space="preserve">(d) Stable vitals</w:t>
       </w:r>
     </w:p>
     <w:p>
-      <w:pPr>
-        <w:spacing w:after="0" w:before="40"/>
-      </w:pPr>
       <w:r>
-        <w:rPr>
-          <w:b/>
-          <w:sz w:val="22"/>
-        </w:rPr>
-        <w:t>Answer: b</w:t>
+        <w:t xml:space="preserve">Answer: a</w:t>
       </w:r>
     </w:p>
     <w:p>
-      <w:pPr>
-        <w:spacing w:after="0" w:before="0"/>
-      </w:pPr>
       <w:r>
-        <w:rPr>
-          <w:b w:val="0"/>
-          <w:sz w:val="21"/>
-        </w:rPr>
-        <w:t>Solution: Tramadol (opioid analgesic) frequently causes central nervous system side effects including severe nausea, vomiting, dizziness, and sedation.</w:t>
+        <w:t xml:space="preserve">Solution: Worsening ICP — decreasing consciousness, pupillary changes, and Cushing's triad (late). The nurse monitors GCS, pupils, and vitals and reports early changes.</w:t>
       </w:r>
     </w:p>
     <w:p>
-      <w:pPr>
-        <w:spacing w:after="0" w:before="0"/>
-      </w:pPr>
       <w:r>
-        <w:rPr>
-          <w:b w:val="0"/>
-          <w:sz w:val="20"/>
-        </w:rPr>
-        <w:t>Positive Marks: 1</w:t>
+        <w:t xml:space="preserve">Positive Marks: 1</w:t>
       </w:r>
     </w:p>
     <w:p>
-      <w:pPr>
-        <w:spacing w:after="160" w:before="0"/>
-      </w:pPr>
       <w:r>
-        <w:rPr>
-          <w:b w:val="0"/>
-          <w:sz w:val="20"/>
-        </w:rPr>
-        <w:t>Negative Marks: 0.25</w:t>
+        <w:t xml:space="preserve">Negative Marks: 0.25</w:t>
       </w:r>
     </w:p>
     <w:p>
-      <w:pPr>
-        <w:spacing w:after="20" w:before="120"/>
-      </w:pPr>
       <w:r>
-        <w:rPr>
-          <w:b/>
-          <w:sz w:val="22"/>
-        </w:rPr>
-        <w:t>Question: Following VP (Ventriculoperitoneal) shunt surgery in an infant with hydrocephalus, how does the nurse assess for increased ICP?</w:t>
+        <w:t xml:space="preserve"/>
       </w:r>
     </w:p>
     <w:p>
-      <w:pPr>
-        <w:spacing w:after="0" w:before="0"/>
-      </w:pPr>
       <w:r>
-        <w:rPr>
-          <w:b w:val="0"/>
-          <w:sz w:val="22"/>
-        </w:rPr>
-        <w:t>(a) Measure blood pressure</w:t>
+        <w:t xml:space="preserve">Question: The nurse is preparing a patient for an abdominal ultrasound. The nurse should:</w:t>
       </w:r>
     </w:p>
     <w:p>
-      <w:pPr>
-        <w:spacing w:after="0" w:before="0"/>
-      </w:pPr>
       <w:r>
-        <w:rPr>
-          <w:b w:val="0"/>
-          <w:sz w:val="22"/>
-        </w:rPr>
-        <w:t>(b) Palpate anterior fontanelle for fullness/bulging</w:t>
+        <w:t xml:space="preserve">(a) Instruct the patient to fast as ordered before the scan</w:t>
       </w:r>
     </w:p>
     <w:p>
-      <w:pPr>
-        <w:spacing w:after="0" w:before="0"/>
-      </w:pPr>
       <w:r>
-        <w:rPr>
-          <w:b w:val="0"/>
-          <w:sz w:val="22"/>
-        </w:rPr>
-        <w:t>(c) Check urine output</w:t>
+        <w:t xml:space="preserve">(b) Give a heavy meal</w:t>
       </w:r>
     </w:p>
     <w:p>
-      <w:pPr>
-        <w:spacing w:after="0" w:before="0"/>
-      </w:pPr>
       <w:r>
-        <w:rPr>
-          <w:b w:val="0"/>
-          <w:sz w:val="22"/>
-        </w:rPr>
-        <w:t>(d) Assess respiratory rate</w:t>
+        <w:t xml:space="preserve">(c) Skip preparation</w:t>
       </w:r>
     </w:p>
     <w:p>
-      <w:pPr>
-        <w:spacing w:after="0" w:before="40"/>
-      </w:pPr>
       <w:r>
-        <w:rPr>
-          <w:b/>
-          <w:sz w:val="22"/>
-        </w:rPr>
-        <w:t>Answer: b</w:t>
+        <w:t xml:space="preserve">(d) Give contrast</w:t>
       </w:r>
     </w:p>
     <w:p>
-      <w:pPr>
-        <w:spacing w:after="0" w:before="0"/>
-      </w:pPr>
       <w:r>
-        <w:rPr>
-          <w:b w:val="0"/>
-          <w:sz w:val="21"/>
-        </w:rPr>
-        <w:t>Solution: In infants, a tense, bulging anterior fontanelle is the primary physical sign of elevated intracranial pressure (ICP).</w:t>
+        <w:t xml:space="preserve">Answer: a</w:t>
       </w:r>
     </w:p>
     <w:p>
-      <w:pPr>
-        <w:spacing w:after="0" w:before="0"/>
-      </w:pPr>
       <w:r>
-        <w:rPr>
-          <w:b w:val="0"/>
-          <w:sz w:val="20"/>
-        </w:rPr>
-        <w:t>Positive Marks: 1</w:t>
+        <w:t xml:space="preserve">Solution: Abdominal ultrasound (gallbladder/liver/pancreas) requires fasting (6–8 hours) to reduce bowel gas; pelvic ultrasound may need a full bladder.</w:t>
       </w:r>
     </w:p>
     <w:p>
-      <w:pPr>
-        <w:spacing w:after="160" w:before="0"/>
-      </w:pPr>
       <w:r>
-        <w:rPr>
-          <w:b w:val="0"/>
-          <w:sz w:val="20"/>
-        </w:rPr>
-        <w:t>Negative Marks: 0.25</w:t>
+        <w:t xml:space="preserve">Positive Marks: 1</w:t>
       </w:r>
     </w:p>
     <w:p>
-      <w:pPr>
-        <w:spacing w:after="20" w:before="120"/>
-      </w:pPr>
       <w:r>
-        <w:rPr>
-          <w:b/>
-          <w:sz w:val="22"/>
-        </w:rPr>
-        <w:t>Question: A child is on chemotherapy. The nurse should teacher the mother about the following; except:</w:t>
+        <w:t xml:space="preserve">Negative Marks: 0.25</w:t>
       </w:r>
     </w:p>
     <w:p>
-      <w:pPr>
-        <w:spacing w:after="0" w:before="0"/>
-      </w:pPr>
       <w:r>
-        <w:rPr>
-          <w:b w:val="0"/>
-          <w:sz w:val="22"/>
-        </w:rPr>
-        <w:t>(a) Hand washing</w:t>
+        <w:t xml:space="preserve"/>
       </w:r>
     </w:p>
     <w:p>
-      <w:pPr>
-        <w:spacing w:after="0" w:before="0"/>
-      </w:pPr>
       <w:r>
-        <w:rPr>
-          <w:b w:val="0"/>
-          <w:sz w:val="22"/>
-        </w:rPr>
-        <w:t>(b) Brush two times</w:t>
+        <w:t xml:space="preserve">Question: A patient at 34 weeks of gestation with severe preeclampsia is being treated. The nurse should:</w:t>
       </w:r>
     </w:p>
     <w:p>
-      <w:pPr>
-        <w:spacing w:after="0" w:before="0"/>
-      </w:pPr>
       <w:r>
-        <w:rPr>
-          <w:b w:val="0"/>
-          <w:sz w:val="22"/>
-        </w:rPr>
-        <w:t>(c) Sitz bath</w:t>
+        <w:t xml:space="preserve">(a) Monitor BP, reflexes, urine output, and fetal heart rate</w:t>
       </w:r>
     </w:p>
     <w:p>
-      <w:pPr>
-        <w:spacing w:after="0" w:before="0"/>
-      </w:pPr>
       <w:r>
-        <w:rPr>
-          <w:b w:val="0"/>
-          <w:sz w:val="22"/>
-        </w:rPr>
-        <w:t>(d) Avoid crowded place</w:t>
+        <w:t xml:space="preserve">(b) Restrict monitoring</w:t>
       </w:r>
     </w:p>
     <w:p>
-      <w:pPr>
-        <w:spacing w:after="0" w:before="40"/>
-      </w:pPr>
       <w:r>
-        <w:rPr>
-          <w:b/>
-          <w:sz w:val="22"/>
-        </w:rPr>
-        <w:t>Answer: c</w:t>
+        <w:t xml:space="preserve">(c) Send the patient home</w:t>
       </w:r>
     </w:p>
     <w:p>
-      <w:pPr>
-        <w:spacing w:after="0" w:before="0"/>
-      </w:pPr>
       <w:r>
-        <w:rPr>
-          <w:b w:val="0"/>
-          <w:sz w:val="21"/>
-        </w:rPr>
-        <w:t>Solution: The mother is taught hand washing, avoiding crowded places and oral care; a sitz bath is not relevant to chemotherapy care.</w:t>
+        <w:t xml:space="preserve">(d) Give no treatment</w:t>
       </w:r>
     </w:p>
     <w:p>
-      <w:pPr>
-        <w:spacing w:after="0" w:before="0"/>
-      </w:pPr>
       <w:r>
-        <w:rPr>
-          <w:b w:val="0"/>
-          <w:sz w:val="20"/>
-        </w:rPr>
-        <w:t>Positive Marks: 1</w:t>
+        <w:t xml:space="preserve">Answer: a</w:t>
       </w:r>
     </w:p>
     <w:p>
-      <w:pPr>
-        <w:spacing w:after="160" w:before="0"/>
-      </w:pPr>
       <w:r>
-        <w:rPr>
-          <w:b w:val="0"/>
-          <w:sz w:val="20"/>
-        </w:rPr>
-        <w:t>Negative Marks: 0.25</w:t>
+        <w:t xml:space="preserve">Solution: Severe preeclampsia — close monitoring of BP, DTRs (magnesium), urine output, and FHR, with antihypertensives, magnesium sulfate, and delivery planning.</w:t>
       </w:r>
     </w:p>
     <w:p>
-      <w:pPr>
-        <w:spacing w:after="20" w:before="120"/>
-      </w:pPr>
       <w:r>
-        <w:rPr>
-          <w:b/>
-          <w:sz w:val="22"/>
-        </w:rPr>
-        <w:t>Question: Which of the following tests can be used to determine the potency of freeze-dried vaccines?</w:t>
+        <w:t xml:space="preserve">Positive Marks: 1</w:t>
       </w:r>
     </w:p>
     <w:p>
-      <w:pPr>
-        <w:spacing w:after="0" w:before="0"/>
-      </w:pPr>
       <w:r>
-        <w:rPr>
-          <w:b w:val="0"/>
-          <w:sz w:val="22"/>
-        </w:rPr>
-        <w:t>(a) Modified hable test</w:t>
+        <w:t xml:space="preserve">Negative Marks: 0.25</w:t>
       </w:r>
     </w:p>
     <w:p>
-      <w:pPr>
-        <w:spacing w:after="0" w:before="0"/>
-      </w:pPr>
       <w:r>
-        <w:rPr>
-          <w:b w:val="0"/>
-          <w:sz w:val="22"/>
-        </w:rPr>
-        <w:t>(b) Hable test</w:t>
+        <w:t xml:space="preserve"/>
       </w:r>
     </w:p>
     <w:p>
-      <w:pPr>
-        <w:spacing w:after="0" w:before="0"/>
-      </w:pPr>
       <w:r>
-        <w:rPr>
-          <w:b w:val="0"/>
-          <w:sz w:val="22"/>
-        </w:rPr>
-        <w:t>(c) Shake test</w:t>
+        <w:t xml:space="preserve">Question: A 4-year-old child with a head injury is vomiting. The nurse should:</w:t>
       </w:r>
     </w:p>
     <w:p>
-      <w:pPr>
-        <w:spacing w:after="0" w:before="0"/>
-      </w:pPr>
       <w:r>
-        <w:rPr>
-          <w:b w:val="0"/>
-          <w:sz w:val="22"/>
-        </w:rPr>
-        <w:t>(d) Monteux test</w:t>
+        <w:t xml:space="preserve">(a) Monitor neurological status and report vomiting (possible raised ICP)</w:t>
       </w:r>
     </w:p>
     <w:p>
-      <w:pPr>
-        <w:spacing w:after="0" w:before="40"/>
-      </w:pPr>
       <w:r>
-        <w:rPr>
-          <w:b/>
-          <w:sz w:val="22"/>
-        </w:rPr>
-        <w:t>Answer: c</w:t>
+        <w:t xml:space="preserve">(b) Send the child home</w:t>
       </w:r>
     </w:p>
     <w:p>
-      <w:pPr>
-        <w:spacing w:after="0" w:before="0"/>
-      </w:pPr>
       <w:r>
-        <w:rPr>
-          <w:b w:val="0"/>
-          <w:sz w:val="21"/>
-        </w:rPr>
-        <w:t>Solution: The correct answer is option (a) - the Shake Test. The Shake Test is used to determine the potency of freeze-dried vaccines. Freeze-dried vaccines are reconstituted with a diluent before administration. The Shake Test involves shaking the reconstituted vaccine to ensure proper mixing and reconstitution. The presence of clumps, aggregates, or particles indicates a loss of potency or compromised vaccine quality. This test is essential to verify the efficacy and stability of freeze-dried vaccines before administration.</w:t>
+        <w:t xml:space="preserve">(c) Give fluids rapidly</w:t>
       </w:r>
     </w:p>
     <w:p>
-      <w:pPr>
-        <w:spacing w:after="0" w:before="0"/>
-      </w:pPr>
       <w:r>
-        <w:rPr>
-          <w:b w:val="0"/>
-          <w:sz w:val="20"/>
-        </w:rPr>
-        <w:t>Positive Marks: 1</w:t>
+        <w:t xml:space="preserve">(d) Let the child sleep</w:t>
       </w:r>
     </w:p>
     <w:p>
-      <w:pPr>
-        <w:spacing w:after="160" w:before="0"/>
-      </w:pPr>
       <w:r>
-        <w:rPr>
-          <w:b w:val="0"/>
-          <w:sz w:val="20"/>
-        </w:rPr>
-        <w:t>Negative Marks: 0.25</w:t>
+        <w:t xml:space="preserve">Answer: a</w:t>
       </w:r>
     </w:p>
     <w:p>
-      <w:pPr>
-        <w:spacing w:after="20" w:before="120"/>
-      </w:pPr>
       <w:r>
-        <w:rPr>
-          <w:b/>
-          <w:sz w:val="22"/>
-        </w:rPr>
-        <w:t>Question: An Anganwadi worker assess the malnutrition status by:</w:t>
+        <w:t xml:space="preserve">Solution: Vomiting after head injury may indicate raised ICP — the nurse monitors GCS, pupils, and vitals, and reports to the physician.</w:t>
       </w:r>
     </w:p>
     <w:p>
-      <w:pPr>
-        <w:spacing w:after="0" w:before="0"/>
-      </w:pPr>
       <w:r>
-        <w:rPr>
-          <w:b w:val="0"/>
-          <w:sz w:val="22"/>
-        </w:rPr>
-        <w:t>(a) Mid arm circumference</w:t>
+        <w:t xml:space="preserve">Positive Marks: 1</w:t>
       </w:r>
     </w:p>
     <w:p>
-      <w:pPr>
-        <w:spacing w:after="0" w:before="0"/>
-      </w:pPr>
       <w:r>
-        <w:rPr>
-          <w:b w:val="0"/>
-          <w:sz w:val="22"/>
-        </w:rPr>
-        <w:t>(b) Height for age</w:t>
+        <w:t xml:space="preserve">Negative Marks: 0.25</w:t>
       </w:r>
     </w:p>
     <w:p>
-      <w:pPr>
-        <w:spacing w:after="0" w:before="0"/>
-      </w:pPr>
       <w:r>
-        <w:rPr>
-          <w:b w:val="0"/>
-          <w:sz w:val="22"/>
-        </w:rPr>
-        <w:t>(c) Weight for height</w:t>
+        <w:t xml:space="preserve"/>
       </w:r>
     </w:p>
     <w:p>
-      <w:pPr>
-        <w:spacing w:after="0" w:before="0"/>
-      </w:pPr>
       <w:r>
-        <w:rPr>
-          <w:b w:val="0"/>
-          <w:sz w:val="22"/>
-        </w:rPr>
-        <w:t>(d) Weight for age</w:t>
+        <w:t xml:space="preserve">Question: A patient with schizophrenia is being started on an antipsychotic. The nurse should teach the patient that:</w:t>
       </w:r>
     </w:p>
     <w:p>
-      <w:pPr>
-        <w:spacing w:after="0" w:before="40"/>
-      </w:pPr>
       <w:r>
-        <w:rPr>
-          <w:b/>
-          <w:sz w:val="22"/>
-        </w:rPr>
-        <w:t>Answer: d</w:t>
+        <w:t xml:space="preserve">(a) The medication takes time to work and must be continued</w:t>
       </w:r>
     </w:p>
     <w:p>
-      <w:pPr>
-        <w:spacing w:after="0" w:before="0"/>
-      </w:pPr>
       <w:r>
-        <w:rPr>
-          <w:b w:val="0"/>
-          <w:sz w:val="21"/>
-        </w:rPr>
-        <w:t>Solution: Anganwadi workers assess malnutrition in children by weight for age (growth monitoring under ICDS).</w:t>
+        <w:t xml:space="preserve">(b) It works instantly</w:t>
       </w:r>
     </w:p>
     <w:p>
-      <w:pPr>
-        <w:spacing w:after="0" w:before="0"/>
-      </w:pPr>
       <w:r>
-        <w:rPr>
-          <w:b w:val="0"/>
-          <w:sz w:val="20"/>
-        </w:rPr>
-        <w:t>Positive Marks: 1</w:t>
+        <w:t xml:space="preserve">(c) It is addictive</w:t>
       </w:r>
     </w:p>
     <w:p>
-      <w:pPr>
-        <w:spacing w:after="160" w:before="0"/>
-      </w:pPr>
       <w:r>
-        <w:rPr>
-          <w:b w:val="0"/>
-          <w:sz w:val="20"/>
-        </w:rPr>
-        <w:t>Negative Marks: 0.25</w:t>
+        <w:t xml:space="preserve">(d) It can be stopped when symptoms improve</w:t>
       </w:r>
     </w:p>
     <w:p>
-      <w:pPr>
-        <w:spacing w:after="20" w:before="120"/>
-      </w:pPr>
       <w:r>
-        <w:rPr>
-          <w:b/>
-          <w:sz w:val="22"/>
-        </w:rPr>
-        <w:t>Question: The nurse observes clear, watery fluid draining from the nose of a client with a head injury. Which action is appropriate?</w:t>
+        <w:t xml:space="preserve">Answer: a</w:t>
       </w:r>
     </w:p>
     <w:p>
-      <w:pPr>
-        <w:spacing w:after="0" w:before="0"/>
-      </w:pPr>
       <w:r>
-        <w:rPr>
-          <w:b w:val="0"/>
-          <w:sz w:val="22"/>
-        </w:rPr>
-        <w:t>(a) Test the drainage for glucose to confirm cerebrospinal fluid</w:t>
+        <w:t xml:space="preserve">Solution: Antipsychotics take days to weeks for effect and are continued long-term to prevent relapse — the nurse explains this and reinforces adherence.</w:t>
       </w:r>
     </w:p>
     <w:p>
-      <w:pPr>
-        <w:spacing w:after="0" w:before="0"/>
-      </w:pPr>
       <w:r>
-        <w:rPr>
-          <w:b w:val="0"/>
-          <w:sz w:val="22"/>
-        </w:rPr>
-        <w:t>(b) Suction the nares to keep the airway clear</w:t>
+        <w:t xml:space="preserve">Positive Marks: 1</w:t>
       </w:r>
     </w:p>
     <w:p>
-      <w:pPr>
-        <w:spacing w:after="0" w:before="0"/>
-      </w:pPr>
       <w:r>
-        <w:rPr>
-          <w:b w:val="0"/>
-          <w:sz w:val="22"/>
-        </w:rPr>
-        <w:t>(c) Pack the nose with sterile gauze</w:t>
+        <w:t xml:space="preserve">Negative Marks: 0.25</w:t>
       </w:r>
     </w:p>
     <w:p>
-      <w:pPr>
-        <w:spacing w:after="0" w:before="0"/>
-      </w:pPr>
       <w:r>
-        <w:rPr>
-          <w:b w:val="0"/>
-          <w:sz w:val="22"/>
-        </w:rPr>
-        <w:t>(d) Place the client in the Trendelenburg position</w:t>
+        <w:t xml:space="preserve"/>
       </w:r>
     </w:p>
     <w:p>
-      <w:pPr>
-        <w:spacing w:after="0" w:before="40"/>
-      </w:pPr>
       <w:r>
-        <w:rPr>
-          <w:b/>
-          <w:sz w:val="22"/>
-        </w:rPr>
-        <w:t>Answer: a</w:t>
+        <w:t xml:space="preserve">Question: The "Pradhan Mantri Bhartiya Janaushadhi Kendra" medicines are sold:</w:t>
       </w:r>
     </w:p>
     <w:p>
-      <w:pPr>
-        <w:spacing w:after="0" w:before="0"/>
-      </w:pPr>
       <w:r>
-        <w:rPr>
-          <w:b w:val="0"/>
-          <w:sz w:val="21"/>
-        </w:rPr>
-        <w:t>Solution: Clear nasal drainage after head injury is likely CSF (rhinorrhea); it is tested for glucose, and suctioning or packing is avoided because it can introduce infection.</w:t>
+        <w:t xml:space="preserve">(a) At fixed, low prices</w:t>
       </w:r>
     </w:p>
     <w:p>
-      <w:pPr>
-        <w:spacing w:after="0" w:before="0"/>
-      </w:pPr>
       <w:r>
-        <w:rPr>
-          <w:b w:val="0"/>
-          <w:sz w:val="20"/>
-        </w:rPr>
-        <w:t>Positive Marks: 1</w:t>
+        <w:t xml:space="preserve">(b) At auction prices</w:t>
       </w:r>
     </w:p>
     <w:p>
-      <w:pPr>
-        <w:spacing w:after="160" w:before="0"/>
-      </w:pPr>
       <w:r>
-        <w:rPr>
-          <w:b w:val="0"/>
-          <w:sz w:val="20"/>
-        </w:rPr>
-        <w:t>Negative Marks: 0.25</w:t>
+        <w:t xml:space="preserve">(c) Only on prescription</w:t>
       </w:r>
     </w:p>
     <w:p>
-      <w:pPr>
-        <w:spacing w:after="20" w:before="120"/>
-      </w:pPr>
       <w:r>
-        <w:rPr>
-          <w:b/>
-          <w:sz w:val="22"/>
-        </w:rPr>
-        <w:t>Question: Which of the following positions promotes maximal respiratory functioning in a client?</w:t>
+        <w:t xml:space="preserve">(d) Only for export</w:t>
       </w:r>
     </w:p>
     <w:p>
-      <w:pPr>
-        <w:spacing w:after="0" w:before="0"/>
-      </w:pPr>
       <w:r>
-        <w:rPr>
-          <w:b w:val="0"/>
-          <w:sz w:val="22"/>
-        </w:rPr>
-        <w:t>(a) Low fowler`s position</w:t>
+        <w:t xml:space="preserve">Answer: a</w:t>
       </w:r>
     </w:p>
     <w:p>
-      <w:pPr>
-        <w:spacing w:after="0" w:before="0"/>
-      </w:pPr>
       <w:r>
-        <w:rPr>
-          <w:b w:val="0"/>
-          <w:sz w:val="22"/>
-        </w:rPr>
-        <w:t>(b) Sitting with lean down position</w:t>
+        <w:t xml:space="preserve">Solution: Jan Aushadhi medicines are sold at fixed, low prices — affordable generics for all.</w:t>
       </w:r>
     </w:p>
     <w:p>
-      <w:pPr>
-        <w:spacing w:after="0" w:before="0"/>
-      </w:pPr>
       <w:r>
-        <w:rPr>
-          <w:b w:val="0"/>
-          <w:sz w:val="22"/>
-        </w:rPr>
-        <w:t>(c) Left lateral position</w:t>
+        <w:t xml:space="preserve">Positive Marks: 1</w:t>
       </w:r>
     </w:p>
     <w:p>
-      <w:pPr>
-        <w:spacing w:after="0" w:before="0"/>
-      </w:pPr>
       <w:r>
-        <w:rPr>
-          <w:b w:val="0"/>
-          <w:sz w:val="22"/>
-        </w:rPr>
-        <w:t>(d) Lithotomy position</w:t>
+        <w:t xml:space="preserve">Negative Marks: 0.25</w:t>
       </w:r>
     </w:p>
     <w:p>
-      <w:pPr>
-        <w:spacing w:after="0" w:before="40"/>
-      </w:pPr>
       <w:r>
-        <w:rPr>
-          <w:b/>
-          <w:sz w:val="22"/>
-        </w:rPr>
-        <w:t>Answer: b</w:t>
+        <w:t xml:space="preserve"/>
       </w:r>
     </w:p>
     <w:p>
-      <w:pPr>
-        <w:spacing w:after="0" w:before="0"/>
-      </w:pPr>
       <w:r>
-        <w:rPr>
-          <w:b w:val="0"/>
-          <w:sz w:val="21"/>
-        </w:rPr>
-        <w:t>Solution: The position that promotes maximal respiratory functioning in a client is sitting with a lean-down position, which is the correct answer (a). When a client is sitting with a lean-down position, the diaphragm is allowed to move more freely, expanding the lung capacity and facilitating optimal respiratory function. This position reduces the pressure on the chest and abdomen, allowing for easier breathing. It is commonly used for patients with respiratory distress or compromised lung function to optimize their oxygenation and ventilation.</w:t>
+        <w:t xml:space="preserve">Question: The nurse is to administer 275 mg of a medication. The vial contains 110 mg/mL. The volume to give is:</w:t>
       </w:r>
     </w:p>
     <w:p>
-      <w:pPr>
-        <w:spacing w:after="0" w:before="0"/>
-      </w:pPr>
       <w:r>
-        <w:rPr>
-          <w:b w:val="0"/>
-          <w:sz w:val="20"/>
-        </w:rPr>
-        <w:t>Positive Marks: 1</w:t>
+        <w:t xml:space="preserve">(a) 2 mL</w:t>
       </w:r>
     </w:p>
     <w:p>
-      <w:pPr>
-        <w:spacing w:after="160" w:before="0"/>
-      </w:pPr>
       <w:r>
-        <w:rPr>
-          <w:b w:val="0"/>
-          <w:sz w:val="20"/>
-        </w:rPr>
-        <w:t>Negative Marks: 0.25</w:t>
+        <w:t xml:space="preserve">(b) 2.5 mL</w:t>
       </w:r>
     </w:p>
     <w:p>
-      <w:pPr>
-        <w:spacing w:after="20" w:before="120"/>
-      </w:pPr>
       <w:r>
-        <w:rPr>
-          <w:b/>
-          <w:sz w:val="22"/>
-        </w:rPr>
-        <w:t>Question: Which is considered the best site for intramuscular (IM) injection in an infant?</w:t>
+        <w:t xml:space="preserve">(c) 3 mL</w:t>
       </w:r>
     </w:p>
     <w:p>
-      <w:pPr>
-        <w:spacing w:after="0" w:before="0"/>
-      </w:pPr>
       <w:r>
-        <w:rPr>
-          <w:b w:val="0"/>
-          <w:sz w:val="22"/>
-        </w:rPr>
-        <w:t>(a) Dorsogluteal muscles</w:t>
+        <w:t xml:space="preserve">(d) 3.5 mL</w:t>
       </w:r>
     </w:p>
     <w:p>
-      <w:pPr>
-        <w:spacing w:after="0" w:before="0"/>
-      </w:pPr>
       <w:r>
-        <w:rPr>
-          <w:b w:val="0"/>
-          <w:sz w:val="22"/>
-        </w:rPr>
-        <w:t>(b) Deltoid muscles</w:t>
+        <w:t xml:space="preserve">Answer: b</w:t>
       </w:r>
     </w:p>
     <w:p>
-      <w:pPr>
-        <w:spacing w:after="0" w:before="0"/>
-      </w:pPr>
       <w:r>
-        <w:rPr>
-          <w:b w:val="0"/>
-          <w:sz w:val="22"/>
-        </w:rPr>
-        <w:t>(c) Femoral muscle</w:t>
+        <w:t xml:space="preserve">Solution: Volume = 275 ÷ 110 = 2.5 mL.</w:t>
       </w:r>
     </w:p>
     <w:p>
-      <w:pPr>
-        <w:spacing w:after="0" w:before="0"/>
-      </w:pPr>
       <w:r>
-        <w:rPr>
-          <w:b w:val="0"/>
-          <w:sz w:val="22"/>
-        </w:rPr>
-        <w:t>(d) Vastus lateralis muscles</w:t>
+        <w:t xml:space="preserve">Positive Marks: 1</w:t>
       </w:r>
     </w:p>
     <w:p>
-      <w:pPr>
-        <w:spacing w:after="0" w:before="40"/>
-      </w:pPr>
       <w:r>
-        <w:rPr>
-          <w:b/>
-          <w:sz w:val="22"/>
-        </w:rPr>
-        <w:t>Answer: d</w:t>
+        <w:t xml:space="preserve">Negative Marks: 0.25</w:t>
       </w:r>
     </w:p>
     <w:p>
-      <w:pPr>
-        <w:spacing w:after="0" w:before="0"/>
-      </w:pPr>
       <w:r>
-        <w:rPr>
-          <w:b w:val="0"/>
-          <w:sz w:val="21"/>
-        </w:rPr>
-        <w:t>Solution: The best site for intramuscular (IM) injection in an infant is the vastus lateralis muscle. The vastus lateralis is located on the anterior lateral aspect of the thigh. It is a large, well-developed muscle in infants and young children, making it an ideal site for IM injections. The muscle has a thick mass of tissue and is less susceptible to injury or nerve damage during the injection. Additionally, the vastus lateralis has a good blood supply, allowing for efficient absorption of the medication.</w:t>
+        <w:t xml:space="preserve"/>
       </w:r>
     </w:p>
     <w:p>
-      <w:pPr>
-        <w:spacing w:after="0" w:before="0"/>
-      </w:pPr>
       <w:r>
-        <w:rPr>
-          <w:b w:val="0"/>
-          <w:sz w:val="20"/>
-        </w:rPr>
-        <w:t>Positive Marks: 1</w:t>
+        <w:t xml:space="preserve">Question: The nurse is caring for a patient with acute respiratory distress syndrome. The nurse should monitor:</w:t>
       </w:r>
     </w:p>
     <w:p>
-      <w:pPr>
-        <w:spacing w:after="160" w:before="0"/>
-      </w:pPr>
       <w:r>
-        <w:rPr>
-          <w:b w:val="0"/>
-          <w:sz w:val="20"/>
-        </w:rPr>
-        <w:t>Negative Marks: 0.25</w:t>
+        <w:t xml:space="preserve">(a) Oxygenation, ventilator settings, and for barotrauma</w:t>
       </w:r>
     </w:p>
     <w:p>
-      <w:pPr>
-        <w:spacing w:after="20" w:before="120"/>
-      </w:pPr>
       <w:r>
-        <w:rPr>
-          <w:b/>
-          <w:sz w:val="22"/>
-        </w:rPr>
-        <w:t>Question: Which communication technique is most therapeutic for a withdrawn, depressed client?</w:t>
+        <w:t xml:space="preserve">(b) Only temperature</w:t>
       </w:r>
     </w:p>
     <w:p>
-      <w:pPr>
-        <w:spacing w:after="0" w:before="0"/>
-      </w:pPr>
       <w:r>
-        <w:rPr>
-          <w:b w:val="0"/>
-          <w:sz w:val="22"/>
-        </w:rPr>
-        <w:t>(a) 'Tell me more about how you are feeling.'</w:t>
+        <w:t xml:space="preserve">(c) Only weight</w:t>
       </w:r>
     </w:p>
     <w:p>
-      <w:pPr>
-        <w:spacing w:after="0" w:before="0"/>
-      </w:pPr>
       <w:r>
-        <w:rPr>
-          <w:b w:val="0"/>
-          <w:sz w:val="22"/>
-        </w:rPr>
-        <w:t>(b) 'You should not feel so sad.'</w:t>
+        <w:t xml:space="preserve">(d) Only appetite</w:t>
       </w:r>
     </w:p>
     <w:p>
-      <w:pPr>
-        <w:spacing w:after="0" w:before="0"/>
-      </w:pPr>
       <w:r>
-        <w:rPr>
-          <w:b w:val="0"/>
-          <w:sz w:val="22"/>
-        </w:rPr>
-        <w:t>(c) 'Everyone feels sad sometimes.'</w:t>
+        <w:t xml:space="preserve">Answer: a</w:t>
       </w:r>
     </w:p>
     <w:p>
-      <w:pPr>
-        <w:spacing w:after="0" w:before="0"/>
-      </w:pPr>
       <w:r>
-        <w:rPr>
-          <w:b w:val="0"/>
-          <w:sz w:val="22"/>
-        </w:rPr>
-        <w:t>(d) 'Why do you feel this way?'</w:t>
+        <w:t xml:space="preserve">Solution: ARDS — the nurse monitors SpO2/ABGs, ventilator settings (tidal volume, PEEP, pressures), and signs of barotrauma/pneumothorax.</w:t>
       </w:r>
     </w:p>
     <w:p>
-      <w:pPr>
-        <w:spacing w:after="0" w:before="40"/>
-      </w:pPr>
       <w:r>
-        <w:rPr>
-          <w:b/>
-          <w:sz w:val="22"/>
-        </w:rPr>
-        <w:t>Answer: a</w:t>
+        <w:t xml:space="preserve">Positive Marks: 1</w:t>
       </w:r>
     </w:p>
     <w:p>
-      <w:pPr>
-        <w:spacing w:after="0" w:before="0"/>
-      </w:pPr>
       <w:r>
-        <w:rPr>
-          <w:b w:val="0"/>
-          <w:sz w:val="21"/>
-        </w:rPr>
-        <w:t>Solution: Open-ended, accepting statements ('Tell me more…') encourage expression; the other responses judge, belittle or close off communication.</w:t>
+        <w:t xml:space="preserve">Negative Marks: 0.25</w:t>
       </w:r>
     </w:p>
     <w:p>
-      <w:pPr>
-        <w:spacing w:after="0" w:before="0"/>
-      </w:pPr>
       <w:r>
-        <w:rPr>
-          <w:b w:val="0"/>
-          <w:sz w:val="20"/>
-        </w:rPr>
-        <w:t>Positive Marks: 1</w:t>
+        <w:t xml:space="preserve"/>
       </w:r>
     </w:p>
     <w:p>
-      <w:pPr>
-        <w:spacing w:after="160" w:before="0"/>
-      </w:pPr>
       <w:r>
-        <w:rPr>
-          <w:b w:val="0"/>
-          <w:sz w:val="20"/>
-        </w:rPr>
-        <w:t>Negative Marks: 0.25</w:t>
+        <w:t xml:space="preserve">Question: A patient with a urinary tract infection is being taught preventive measures. The nurse should teach the patient to:</w:t>
       </w:r>
     </w:p>
     <w:p>
-      <w:pPr>
-        <w:spacing w:after="20" w:before="120"/>
-      </w:pPr>
       <w:r>
-        <w:rPr>
-          <w:b/>
-          <w:sz w:val="22"/>
-        </w:rPr>
-        <w:t>Question: A patient in the post-op area after having a right side mastectomy. What should be the priority care for this patient?</w:t>
+        <w:t xml:space="preserve">(a) Void regularly and increase fluids</w:t>
       </w:r>
     </w:p>
     <w:p>
-      <w:pPr>
-        <w:spacing w:after="0" w:before="0"/>
-      </w:pPr>
       <w:r>
-        <w:rPr>
-          <w:b w:val="0"/>
-          <w:sz w:val="22"/>
-        </w:rPr>
-        <w:t>(a) Attach pulse oximetry on right side</w:t>
+        <w:t xml:space="preserve">(b) Hold urine</w:t>
       </w:r>
     </w:p>
     <w:p>
-      <w:pPr>
-        <w:spacing w:after="0" w:before="0"/>
-      </w:pPr>
       <w:r>
-        <w:rPr>
-          <w:b w:val="0"/>
-          <w:sz w:val="22"/>
-        </w:rPr>
-        <w:t>(b) Attach pulse oximetry on left side</w:t>
+        <w:t xml:space="preserve">(c) Decrease fluids</w:t>
       </w:r>
     </w:p>
     <w:p>
-      <w:pPr>
-        <w:spacing w:after="0" w:before="0"/>
-      </w:pPr>
       <w:r>
-        <w:rPr>
-          <w:b w:val="0"/>
-          <w:sz w:val="22"/>
-        </w:rPr>
-        <w:t>(c) Take BP from right side</w:t>
+        <w:t xml:space="preserve">(d) Use bubble baths</w:t>
       </w:r>
     </w:p>
     <w:p>
-      <w:pPr>
-        <w:spacing w:after="0" w:before="0"/>
-      </w:pPr>
       <w:r>
-        <w:rPr>
-          <w:b w:val="0"/>
-          <w:sz w:val="22"/>
-        </w:rPr>
-        <w:t>(d) Take BP from left side</w:t>
+        <w:t xml:space="preserve">Answer: a</w:t>
       </w:r>
     </w:p>
     <w:p>
-      <w:pPr>
-        <w:spacing w:after="0" w:before="40"/>
-      </w:pPr>
       <w:r>
-        <w:rPr>
-          <w:b/>
-          <w:sz w:val="22"/>
-        </w:rPr>
-        <w:t>Answer: d</w:t>
+        <w:t xml:space="preserve">Solution: UTI prevention — hydration, frequent voiding, front-to-back wiping, and avoiding irritants.</w:t>
       </w:r>
     </w:p>
     <w:p>
-      <w:pPr>
-        <w:spacing w:after="0" w:before="0"/>
-      </w:pPr>
       <w:r>
-        <w:rPr>
-          <w:b w:val="0"/>
-          <w:sz w:val="21"/>
-        </w:rPr>
-        <w:t>Solution: After right-sided mastectomy, BP is taken from the left side (right arm is at risk of lymphoedema).</w:t>
+        <w:t xml:space="preserve">Positive Marks: 1</w:t>
       </w:r>
     </w:p>
     <w:p>
-      <w:pPr>
-        <w:spacing w:after="0" w:before="0"/>
-      </w:pPr>
       <w:r>
-        <w:rPr>
-          <w:b w:val="0"/>
-          <w:sz w:val="20"/>
-        </w:rPr>
-        <w:t>Positive Marks: 1</w:t>
+        <w:t xml:space="preserve">Negative Marks: 0.25</w:t>
       </w:r>
     </w:p>
     <w:p>
-      <w:pPr>
-        <w:spacing w:after="160" w:before="0"/>
-      </w:pPr>
       <w:r>
-        <w:rPr>
-          <w:b w:val="0"/>
-          <w:sz w:val="20"/>
-        </w:rPr>
-        <w:t>Negative Marks: 0.25</w:t>
+        <w:t xml:space="preserve"/>
       </w:r>
     </w:p>
     <w:p>
-      <w:pPr>
-        <w:spacing w:after="20" w:before="120"/>
-      </w:pPr>
       <w:r>
-        <w:rPr>
-          <w:b/>
-          <w:sz w:val="22"/>
-        </w:rPr>
-        <w:t>Question: Which of the following is an example of an X-linked dominant disorder?</w:t>
+        <w:t xml:space="preserve">Question: The nurse is providing post-operative care to a patient after a thyroidectomy. The nurse should keep which item at the bedside?</w:t>
       </w:r>
     </w:p>
     <w:p>
-      <w:pPr>
-        <w:spacing w:after="0" w:before="0"/>
-      </w:pPr>
       <w:r>
-        <w:rPr>
-          <w:b w:val="0"/>
-          <w:sz w:val="22"/>
-        </w:rPr>
-        <w:t>(a) Colour blindness</w:t>
+        <w:t xml:space="preserve">(a) A tracheostomy set</w:t>
       </w:r>
     </w:p>
     <w:p>
-      <w:pPr>
-        <w:spacing w:after="0" w:before="0"/>
-      </w:pPr>
       <w:r>
-        <w:rPr>
-          <w:b w:val="0"/>
-          <w:sz w:val="22"/>
-        </w:rPr>
-        <w:t>(b) Duchenne muscular dystrophy</w:t>
+        <w:t xml:space="preserve">(b) A defibrillator only</w:t>
       </w:r>
     </w:p>
     <w:p>
-      <w:pPr>
-        <w:spacing w:after="0" w:before="0"/>
-      </w:pPr>
       <w:r>
-        <w:rPr>
-          <w:b w:val="0"/>
-          <w:sz w:val="22"/>
-        </w:rPr>
-        <w:t>(c) Vitamin D-resistant rickets</w:t>
+        <w:t xml:space="preserve">(c) An IV pole only</w:t>
       </w:r>
     </w:p>
     <w:p>
-      <w:pPr>
-        <w:spacing w:after="0" w:before="0"/>
-      </w:pPr>
       <w:r>
-        <w:rPr>
-          <w:b w:val="0"/>
-          <w:sz w:val="22"/>
-        </w:rPr>
-        <w:t>(d) Haemophilia</w:t>
+        <w:t xml:space="preserve">(d) Nothing</w:t>
       </w:r>
     </w:p>
     <w:p>
-      <w:pPr>
-        <w:spacing w:after="0" w:before="40"/>
-      </w:pPr>
       <w:r>
-        <w:rPr>
-          <w:b/>
-          <w:sz w:val="22"/>
-        </w:rPr>
-        <w:t>Answer: c</w:t>
+        <w:t xml:space="preserve">Answer: a</w:t>
       </w:r>
     </w:p>
     <w:p>
-      <w:pPr>
-        <w:spacing w:after="0" w:before="0"/>
-      </w:pPr>
       <w:r>
-        <w:rPr>
-          <w:b w:val="0"/>
-          <w:sz w:val="21"/>
-        </w:rPr>
-        <w:t>Solution: X-linked dominant disorders (e.g., vitamin D-resistant rickets) affect both sexes and an affected male transmits the trait to all daughters but to no sons; haemophilia, colour blindness and DMD are X-linked recessive.</w:t>
+        <w:t xml:space="preserve">Solution: After thyroidectomy, a tracheostomy set is kept at the bedside — airway compromise (edema, hematoma, nerve injury) is an emergency.</w:t>
       </w:r>
     </w:p>
     <w:p>
-      <w:pPr>
-        <w:spacing w:after="0" w:before="0"/>
-      </w:pPr>
       <w:r>
-        <w:rPr>
-          <w:b w:val="0"/>
-          <w:sz w:val="20"/>
-        </w:rPr>
-        <w:t>Positive Marks: 1</w:t>
+        <w:t xml:space="preserve">Positive Marks: 1</w:t>
       </w:r>
     </w:p>
     <w:p>
-      <w:pPr>
-        <w:spacing w:after="160" w:before="0"/>
-      </w:pPr>
       <w:r>
-        <w:rPr>
-          <w:b w:val="0"/>
-          <w:sz w:val="20"/>
-        </w:rPr>
-        <w:t>Negative Marks: 0.25</w:t>
+        <w:t xml:space="preserve">Negative Marks: 0.25</w:t>
       </w:r>
     </w:p>
     <w:p>
-      <w:pPr>
-        <w:spacing w:after="20" w:before="120"/>
-      </w:pPr>
       <w:r>
-        <w:rPr>
-          <w:b/>
-          <w:sz w:val="22"/>
-        </w:rPr>
-        <w:t>Question: The best position for a patient with a suspected head injury is:</w:t>
+        <w:t xml:space="preserve">Question: A patient with chronic liver disease is being taught about ascites. The nurse should teach the patient to:</w:t>
       </w:r>
     </w:p>
     <w:p>
-      <w:pPr>
-        <w:spacing w:after="0" w:before="0"/>
-      </w:pPr>
       <w:r>
-        <w:rPr>
-          <w:b w:val="0"/>
-          <w:sz w:val="22"/>
-        </w:rPr>
-        <w:t>(a) Head elevated 30 degrees</w:t>
+        <w:t xml:space="preserve">(a) Restrict sodium and monitor daily weight</w:t>
       </w:r>
     </w:p>
     <w:p>
-      <w:pPr>
-        <w:spacing w:after="0" w:before="0"/>
-      </w:pPr>
       <w:r>
-        <w:rPr>
-          <w:b w:val="0"/>
-          <w:sz w:val="22"/>
-        </w:rPr>
-        <w:t>(b) Flat supine</w:t>
+        <w:t xml:space="preserve">(b) Increase sodium</w:t>
       </w:r>
     </w:p>
     <w:p>
-      <w:pPr>
-        <w:spacing w:after="0" w:before="0"/>
-      </w:pPr>
       <w:r>
-        <w:rPr>
-          <w:b w:val="0"/>
-          <w:sz w:val="22"/>
-        </w:rPr>
-        <w:t>(c) Trendelenburg</w:t>
+        <w:t xml:space="preserve">(c) Skip weight monitoring</w:t>
       </w:r>
     </w:p>
     <w:p>
-      <w:pPr>
-        <w:spacing w:after="0" w:before="0"/>
-      </w:pPr>
       <w:r>
-        <w:rPr>
-          <w:b w:val="0"/>
-          <w:sz w:val="22"/>
-        </w:rPr>
-        <w:t>(d) Prone</w:t>
+        <w:t xml:space="preserve">(d) Lie flat at all times</w:t>
       </w:r>
     </w:p>
     <w:p>
-      <w:pPr>
-        <w:spacing w:after="0" w:before="40"/>
-      </w:pPr>
       <w:r>
-        <w:rPr>
-          <w:b/>
-          <w:sz w:val="22"/>
-        </w:rPr>
-        <w:t>Answer: a</w:t>
+        <w:t xml:space="preserve">Answer: a</w:t>
       </w:r>
     </w:p>
     <w:p>
-      <w:pPr>
-        <w:spacing w:after="0" w:before="0"/>
-      </w:pPr>
       <w:r>
-        <w:rPr>
-          <w:b w:val="0"/>
-          <w:sz w:val="21"/>
-        </w:rPr>
-        <w:t>Solution: Elevating the head 30 degrees promotes venous drainage and reduces intracranial pressure.</w:t>
+        <w:t xml:space="preserve">Solution: Ascites management — sodium restriction, daily weight/girth monitoring, diuretics (spironolactone), and rest — reducing fluid accumulation.</w:t>
       </w:r>
     </w:p>
     <w:p>
-      <w:pPr>
-        <w:spacing w:after="0" w:before="0"/>
-      </w:pPr>
       <w:r>
-        <w:rPr>
-          <w:b w:val="0"/>
-          <w:sz w:val="20"/>
-        </w:rPr>
-        <w:t>Positive Marks: 1</w:t>
+        <w:t xml:space="preserve">Positive Marks: 1</w:t>
       </w:r>
     </w:p>
     <w:p>
-      <w:pPr>
-        <w:spacing w:after="160" w:before="0"/>
-      </w:pPr>
       <w:r>
-        <w:rPr>
-          <w:b w:val="0"/>
-          <w:sz w:val="20"/>
-        </w:rPr>
-        <w:t>Negative Marks: 0.25</w:t>
+        <w:t xml:space="preserve">Negative Marks: 0.25</w:t>
       </w:r>
     </w:p>
     <w:p>
-      <w:pPr>
-        <w:spacing w:after="20" w:before="120"/>
-      </w:pPr>
       <w:r>
-        <w:rPr>
-          <w:b/>
-          <w:sz w:val="22"/>
-        </w:rPr>
-        <w:t>Question: According to WHO, duration for hand washing with handrub or alcohol based sanitizer?</w:t>
+        <w:t xml:space="preserve"/>
       </w:r>
     </w:p>
     <w:p>
-      <w:pPr>
-        <w:spacing w:after="0" w:before="0"/>
-      </w:pPr>
       <w:r>
-        <w:rPr>
-          <w:b w:val="0"/>
-          <w:sz w:val="22"/>
-        </w:rPr>
-        <w:t>(a) 40-60 sec</w:t>
+        <w:t xml:space="preserve">Question: The nurse is preparing a patient for a bronchoscopy. The nurse should:</w:t>
       </w:r>
     </w:p>
     <w:p>
-      <w:pPr>
-        <w:spacing w:after="0" w:before="0"/>
-      </w:pPr>
       <w:r>
-        <w:rPr>
-          <w:b w:val="0"/>
-          <w:sz w:val="22"/>
-        </w:rPr>
-        <w:t>(b) 20-30 sec</w:t>
+        <w:t xml:space="preserve">(a) Ensure NPO and informed consent</w:t>
       </w:r>
     </w:p>
     <w:p>
-      <w:pPr>
-        <w:spacing w:after="0" w:before="0"/>
-      </w:pPr>
       <w:r>
-        <w:rPr>
-          <w:b w:val="0"/>
-          <w:sz w:val="22"/>
-        </w:rPr>
-        <w:t>(c) 3-5 min.</w:t>
+        <w:t xml:space="preserve">(b) Give a heavy meal</w:t>
       </w:r>
     </w:p>
     <w:p>
-      <w:pPr>
-        <w:spacing w:after="0" w:before="0"/>
-      </w:pPr>
       <w:r>
-        <w:rPr>
-          <w:b w:val="0"/>
-          <w:sz w:val="22"/>
-        </w:rPr>
-        <w:t>(d) 10-20 sec</w:t>
+        <w:t xml:space="preserve">(c) Skip the consent</w:t>
       </w:r>
     </w:p>
     <w:p>
-      <w:pPr>
-        <w:spacing w:after="0" w:before="40"/>
-      </w:pPr>
       <w:r>
-        <w:rPr>
-          <w:b/>
-          <w:sz w:val="22"/>
-        </w:rPr>
-        <w:t>Answer: b</w:t>
+        <w:t xml:space="preserve">(d) Restrict fluids only</w:t>
       </w:r>
     </w:p>
     <w:p>
-      <w:pPr>
-        <w:spacing w:after="0" w:before="0"/>
-      </w:pPr>
       <w:r>
-        <w:rPr>
-          <w:b w:val="0"/>
-          <w:sz w:val="21"/>
-        </w:rPr>
-        <w:t>Solution: According to the World Health Organization (WHO), the recommended duration for hand washing with a hand rub or alcohol-based sanitizer is 20-30 seconds (option A). Hand rubs or sanitizers containing at least 60% alcohol are effective in killing many types of microorganisms on the hands when used properly. To ensure thorough hand hygiene, it is important to cover all surfaces of the hands with the sanitizer and rub them together until dry. This duration allows sufficient contact time for the alcohol to effectively eliminate the pathogens present on the skin. Adhering to the recommended hand hygiene practices, including the appropriate duration of hand rubbing, is crucial in preventing the transmission of infections.</w:t>
+        <w:t xml:space="preserve">Answer: a</w:t>
       </w:r>
     </w:p>
     <w:p>
-      <w:pPr>
-        <w:spacing w:after="0" w:before="0"/>
-      </w:pPr>
       <w:r>
-        <w:rPr>
-          <w:b w:val="0"/>
-          <w:sz w:val="20"/>
-        </w:rPr>
-        <w:t>Positive Marks: 1</w:t>
+        <w:t xml:space="preserve">Solution: Bronchoscopy — NPO (6–8 hours), informed consent, and medication review; the nurse monitors for gag reflex return and bleeding afterward.</w:t>
       </w:r>
     </w:p>
     <w:p>
-      <w:pPr>
-        <w:spacing w:after="160" w:before="0"/>
-      </w:pPr>
       <w:r>
-        <w:rPr>
-          <w:b w:val="0"/>
-          <w:sz w:val="20"/>
-        </w:rPr>
-        <w:t>Negative Marks: 0.25</w:t>
+        <w:t xml:space="preserve">Positive Marks: 1</w:t>
       </w:r>
     </w:p>
     <w:p>
-      <w:pPr>
-        <w:spacing w:after="20" w:before="120"/>
-      </w:pPr>
       <w:r>
-        <w:rPr>
-          <w:b/>
-          <w:sz w:val="22"/>
-        </w:rPr>
-        <w:t>Question: The nurse notes that a client's abdominal wound has dehisced and bowel is protruding. What should the nurse do FIRST?</w:t>
+        <w:t xml:space="preserve">Negative Marks: 0.25</w:t>
       </w:r>
     </w:p>
     <w:p>
-      <w:pPr>
-        <w:spacing w:after="0" w:before="0"/>
-      </w:pPr>
       <w:r>
-        <w:rPr>
-          <w:b w:val="0"/>
-          <w:sz w:val="22"/>
-        </w:rPr>
-        <w:t>(a) Place the client flat and wait for the surgeon</w:t>
+        <w:t xml:space="preserve"/>
       </w:r>
     </w:p>
     <w:p>
-      <w:pPr>
-        <w:spacing w:after="0" w:before="0"/>
-      </w:pPr>
       <w:r>
-        <w:rPr>
-          <w:b w:val="0"/>
-          <w:sz w:val="22"/>
-        </w:rPr>
-        <w:t>(b) Apply a dry sterile dressing</w:t>
+        <w:t xml:space="preserve">Question: A patient at 37 weeks of gestation is in the first stage of labor. The nurse notes the FHR is 150 bpm with moderate variability. This is:</w:t>
       </w:r>
     </w:p>
     <w:p>
-      <w:pPr>
-        <w:spacing w:after="0" w:before="0"/>
-      </w:pPr>
       <w:r>
-        <w:rPr>
-          <w:b w:val="0"/>
-          <w:sz w:val="22"/>
-        </w:rPr>
-        <w:t>(c) Gently push the bowel back into the abdomen</w:t>
+        <w:t xml:space="preserve">(a) A reassuring tracing</w:t>
       </w:r>
     </w:p>
     <w:p>
-      <w:pPr>
-        <w:spacing w:after="0" w:before="0"/>
-      </w:pPr>
       <w:r>
-        <w:rPr>
-          <w:b w:val="0"/>
-          <w:sz w:val="22"/>
-        </w:rPr>
-        <w:t>(d) Cover the wound with sterile saline-soaked dressings</w:t>
+        <w:t xml:space="preserve">(b) Bradycardia</w:t>
       </w:r>
     </w:p>
     <w:p>
-      <w:pPr>
-        <w:spacing w:after="0" w:before="40"/>
-      </w:pPr>
       <w:r>
-        <w:rPr>
-          <w:b/>
-          <w:sz w:val="22"/>
-        </w:rPr>
-        <w:t>Answer: d</w:t>
+        <w:t xml:space="preserve">(c) A sign of distress</w:t>
       </w:r>
     </w:p>
     <w:p>
-      <w:pPr>
-        <w:spacing w:after="0" w:before="0"/>
-      </w:pPr>
       <w:r>
-        <w:rPr>
-          <w:b w:val="0"/>
-          <w:sz w:val="21"/>
-        </w:rPr>
-        <w:t>Solution: Eviscerated bowel must be kept moist with sterile saline-soaked gauze to prevent drying and necrosis; it is never pushed back, and the surgeon is notified immediately.</w:t>
+        <w:t xml:space="preserve">(d) Non-reassuring only</w:t>
       </w:r>
     </w:p>
     <w:p>
-      <w:pPr>
-        <w:spacing w:after="0" w:before="0"/>
-      </w:pPr>
       <w:r>
-        <w:rPr>
-          <w:b w:val="0"/>
-          <w:sz w:val="20"/>
-        </w:rPr>
-        <w:t>Positive Marks: 1</w:t>
+        <w:t xml:space="preserve">Answer: a</w:t>
       </w:r>
     </w:p>
     <w:p>
-      <w:pPr>
-        <w:spacing w:after="160" w:before="0"/>
-      </w:pPr>
       <w:r>
-        <w:rPr>
-          <w:b w:val="0"/>
-          <w:sz w:val="20"/>
-        </w:rPr>
-        <w:t>Negative Marks: 0.25</w:t>
+        <w:t xml:space="preserve">Solution: A baseline FHR of 110–160 with moderate variability is reassuring — indicating fetal well-being.</w:t>
       </w:r>
     </w:p>
     <w:p>
-      <w:pPr>
-        <w:spacing w:after="20" w:before="120"/>
-      </w:pPr>
       <w:r>
-        <w:rPr>
-          <w:b/>
-          <w:sz w:val="22"/>
-        </w:rPr>
-        <w:t>Question: Which food group serves as the richest dietary source of Folic Acid (Vitamin B9)?</w:t>
+        <w:t xml:space="preserve">Positive Marks: 1</w:t>
       </w:r>
     </w:p>
     <w:p>
-      <w:pPr>
-        <w:spacing w:after="0" w:before="0"/>
-      </w:pPr>
       <w:r>
-        <w:rPr>
-          <w:b w:val="0"/>
-          <w:sz w:val="22"/>
-        </w:rPr>
-        <w:t>(a) Whole milk</w:t>
+        <w:t xml:space="preserve">Negative Marks: 0.25</w:t>
       </w:r>
     </w:p>
     <w:p>
-      <w:pPr>
-        <w:spacing w:after="0" w:before="0"/>
-      </w:pPr>
       <w:r>
-        <w:rPr>
-          <w:b w:val="0"/>
-          <w:sz w:val="22"/>
-        </w:rPr>
-        <w:t>(b) Dark green leafy vegetables</w:t>
+        <w:t xml:space="preserve"/>
       </w:r>
     </w:p>
     <w:p>
-      <w:pPr>
-        <w:spacing w:after="0" w:before="0"/>
-      </w:pPr>
       <w:r>
-        <w:rPr>
-          <w:b w:val="0"/>
-          <w:sz w:val="22"/>
-        </w:rPr>
-        <w:t>(c) Red meat</w:t>
+        <w:t xml:space="preserve">Question: A 2-year-old child with severe malnutrition has bilateral pitting edema. The nurse should classify this as:</w:t>
       </w:r>
     </w:p>
     <w:p>
-      <w:pPr>
-        <w:spacing w:after="0" w:before="0"/>
-      </w:pPr>
       <w:r>
-        <w:rPr>
-          <w:b w:val="0"/>
-          <w:sz w:val="22"/>
-        </w:rPr>
-        <w:t>(d) Banana</w:t>
+        <w:t xml:space="preserve">(a) Kwashiorkor</w:t>
       </w:r>
     </w:p>
     <w:p>
-      <w:pPr>
-        <w:spacing w:after="0" w:before="40"/>
-      </w:pPr>
       <w:r>
-        <w:rPr>
-          <w:b/>
-          <w:sz w:val="22"/>
-        </w:rPr>
-        <w:t>Answer: b</w:t>
+        <w:t xml:space="preserve">(b) Marasmus</w:t>
       </w:r>
     </w:p>
     <w:p>
-      <w:pPr>
-        <w:spacing w:after="0" w:before="0"/>
-      </w:pPr>
       <w:r>
-        <w:rPr>
-          <w:b w:val="0"/>
-          <w:sz w:val="21"/>
-        </w:rPr>
-        <w:t>Solution: Dark green leafy vegetables (spinach, kale, broccoli), legumes, and liver are the richest natural sources of Folic Acid (Folate).</w:t>
+        <w:t xml:space="preserve">(c) Rickets</w:t>
       </w:r>
     </w:p>
     <w:p>
-      <w:pPr>
-        <w:spacing w:after="0" w:before="0"/>
-      </w:pPr>
       <w:r>
-        <w:rPr>
-          <w:b w:val="0"/>
-          <w:sz w:val="20"/>
-        </w:rPr>
-        <w:t>Positive Marks: 1</w:t>
+        <w:t xml:space="preserve">(d) Scurvy</w:t>
       </w:r>
     </w:p>
     <w:p>
-      <w:pPr>
-        <w:spacing w:after="160" w:before="0"/>
-      </w:pPr>
       <w:r>
-        <w:rPr>
-          <w:b w:val="0"/>
-          <w:sz w:val="20"/>
-        </w:rPr>
-        <w:t>Negative Marks: 0.25</w:t>
+        <w:t xml:space="preserve">Answer: a</w:t>
       </w:r>
     </w:p>
     <w:p>
-      <w:pPr>
-        <w:spacing w:after="20" w:before="120"/>
-      </w:pPr>
       <w:r>
-        <w:rPr>
-          <w:b/>
-          <w:sz w:val="22"/>
-        </w:rPr>
-        <w:t>Question: The most appropriate nursing intervention for a patient with epistaxis is:</w:t>
+        <w:t xml:space="preserve">Solution: Kwashiorkor — protein-energy malnutrition with edema; marasmus is severe wasting without edema. Both are treated with therapeutic feeds (F75/F100).</w:t>
       </w:r>
     </w:p>
     <w:p>
-      <w:pPr>
-        <w:spacing w:after="0" w:before="0"/>
-      </w:pPr>
       <w:r>
-        <w:rPr>
-          <w:b w:val="0"/>
-          <w:sz w:val="22"/>
-        </w:rPr>
-        <w:t>(a) Pinch the nostrils and lean forward</w:t>
+        <w:t xml:space="preserve">Positive Marks: 1</w:t>
       </w:r>
     </w:p>
     <w:p>
-      <w:pPr>
-        <w:spacing w:after="0" w:before="0"/>
-      </w:pPr>
       <w:r>
-        <w:rPr>
-          <w:b w:val="0"/>
-          <w:sz w:val="22"/>
-        </w:rPr>
-        <w:t>(b) Tilt the head backwards</w:t>
+        <w:t xml:space="preserve">Negative Marks: 0.25</w:t>
       </w:r>
     </w:p>
     <w:p>
-      <w:pPr>
-        <w:spacing w:after="0" w:before="0"/>
-      </w:pPr>
       <w:r>
-        <w:rPr>
-          <w:b w:val="0"/>
-          <w:sz w:val="22"/>
-        </w:rPr>
-        <w:t>(c) Apply cold pack to the feet</w:t>
+        <w:t xml:space="preserve"/>
       </w:r>
     </w:p>
     <w:p>
-      <w:pPr>
-        <w:spacing w:after="0" w:before="0"/>
-      </w:pPr>
       <w:r>
-        <w:rPr>
-          <w:b w:val="0"/>
-          <w:sz w:val="22"/>
-        </w:rPr>
-        <w:t>(d) Insert a cotton plug in the ear</w:t>
+        <w:t xml:space="preserve">Question: A patient with post-traumatic stress disorder is being discharged. Which referral is appropriate?</w:t>
       </w:r>
     </w:p>
     <w:p>
-      <w:pPr>
-        <w:spacing w:after="0" w:before="40"/>
-      </w:pPr>
       <w:r>
-        <w:rPr>
-          <w:b/>
-          <w:sz w:val="22"/>
-        </w:rPr>
-        <w:t>Answer: a</w:t>
+        <w:t xml:space="preserve">(a) Trauma-focused therapy and support groups</w:t>
       </w:r>
     </w:p>
     <w:p>
-      <w:pPr>
-        <w:spacing w:after="0" w:before="0"/>
-      </w:pPr>
       <w:r>
-        <w:rPr>
-          <w:b w:val="0"/>
-          <w:sz w:val="21"/>
-        </w:rPr>
-        <w:t>Solution: For epistaxis, pinch the soft part of the nostrils, lean forward and breathe through the mouth; do not tilt the head back.</w:t>
+        <w:t xml:space="preserve">(b) No follow-up</w:t>
       </w:r>
     </w:p>
     <w:p>
-      <w:pPr>
-        <w:spacing w:after="0" w:before="0"/>
-      </w:pPr>
       <w:r>
-        <w:rPr>
-          <w:b w:val="0"/>
-          <w:sz w:val="20"/>
-        </w:rPr>
-        <w:t>Positive Marks: 1</w:t>
+        <w:t xml:space="preserve">(c) Only medication</w:t>
       </w:r>
     </w:p>
     <w:p>
-      <w:pPr>
-        <w:spacing w:after="160" w:before="0"/>
-      </w:pPr>
       <w:r>
-        <w:rPr>
-          <w:b w:val="0"/>
-          <w:sz w:val="20"/>
-        </w:rPr>
-        <w:t>Negative Marks: 0.25</w:t>
+        <w:t xml:space="preserve">(d) Avoiding all reminders</w:t>
       </w:r>
     </w:p>
     <w:p>
-      <w:pPr>
-        <w:spacing w:after="20" w:before="120"/>
-      </w:pPr>
       <w:r>
-        <w:rPr>
-          <w:b/>
-          <w:sz w:val="22"/>
-        </w:rPr>
-        <w:t>Question: How to measure the uterine contraction of the pregnant lady who is on labor pain?</w:t>
+        <w:t xml:space="preserve">Answer: a</w:t>
       </w:r>
     </w:p>
     <w:p>
-      <w:pPr>
-        <w:spacing w:after="0" w:before="0"/>
-      </w:pPr>
       <w:r>
-        <w:rPr>
-          <w:b w:val="0"/>
-          <w:sz w:val="22"/>
-        </w:rPr>
-        <w:t>(a) Assess by performing Leopolds maneuver</w:t>
+        <w:t xml:space="preserve">Solution: PTSD — trauma-focused CBT/EMDR, medication if prescribed, and support groups promote recovery; the nurse facilitates referral and follow-up.</w:t>
       </w:r>
     </w:p>
     <w:p>
-      <w:pPr>
-        <w:spacing w:after="0" w:before="0"/>
-      </w:pPr>
       <w:r>
-        <w:rPr>
-          <w:b w:val="0"/>
-          <w:sz w:val="22"/>
-        </w:rPr>
-        <w:t>(b) Assess by placing the hand on abdomen</w:t>
+        <w:t xml:space="preserve">Positive Marks: 1</w:t>
       </w:r>
     </w:p>
     <w:p>
-      <w:pPr>
-        <w:spacing w:after="0" w:before="0"/>
-      </w:pPr>
       <w:r>
-        <w:rPr>
-          <w:b w:val="0"/>
-          <w:sz w:val="22"/>
-        </w:rPr>
-        <w:t>(c) Asking question to the lady</w:t>
+        <w:t xml:space="preserve">Negative Marks: 0.25</w:t>
       </w:r>
     </w:p>
     <w:p>
-      <w:pPr>
-        <w:spacing w:after="0" w:before="0"/>
-      </w:pPr>
       <w:r>
-        <w:rPr>
-          <w:b w:val="0"/>
-          <w:sz w:val="22"/>
-        </w:rPr>
-        <w:t>(d) By using partograph</w:t>
+        <w:t xml:space="preserve"/>
       </w:r>
     </w:p>
     <w:p>
-      <w:pPr>
-        <w:spacing w:after="0" w:before="40"/>
-      </w:pPr>
       <w:r>
-        <w:rPr>
-          <w:b/>
-          <w:sz w:val="22"/>
-        </w:rPr>
-        <w:t>Answer: b</w:t>
+        <w:t xml:space="preserve">Question: The "Pradhan Mantri Bhartiya Janaushadhi Kendra" contributes to:</w:t>
       </w:r>
     </w:p>
     <w:p>
-      <w:pPr>
-        <w:spacing w:after="0" w:before="0"/>
-      </w:pPr>
       <w:r>
-        <w:rPr>
-          <w:b w:val="0"/>
-          <w:sz w:val="21"/>
-        </w:rPr>
-        <w:t>Solution: To measure uterine contractions in a pregnant woman in labor pain, the appropriate method is C: Assess by placing the hand on the abdomen. The healthcare provider or nurse can assess the intensity and frequency of uterine contractions by palpating the woman's abdomen. By placing their hand on the abdomen, they can feel the uterus during contractions and assess the strength and duration of the contractions. This method is a non-invasive and commonly used technique to monitor labor progress and determine the Female repro ductive - system &lt; OBGY Labor ( effectiveness of contractions in promoting cervical dilation and labor progression.</w:t>
+        <w:t xml:space="preserve">(a) Reducing medicine costs for patients</w:t>
       </w:r>
     </w:p>
     <w:p>
-      <w:pPr>
-        <w:spacing w:after="0" w:before="0"/>
-      </w:pPr>
       <w:r>
-        <w:rPr>
-          <w:b w:val="0"/>
-          <w:sz w:val="20"/>
-        </w:rPr>
-        <w:t>Positive Marks: 1</w:t>
+        <w:t xml:space="preserve">(b) Increasing hospital bills</w:t>
       </w:r>
     </w:p>
     <w:p>
-      <w:pPr>
-        <w:spacing w:after="160" w:before="0"/>
-      </w:pPr>
       <w:r>
-        <w:rPr>
-          <w:b w:val="0"/>
-          <w:sz w:val="20"/>
-        </w:rPr>
-        <w:t>Negative Marks: 0.25</w:t>
+        <w:t xml:space="preserve">(c) Reducing medicine availability</w:t>
       </w:r>
     </w:p>
     <w:p>
-      <w:pPr>
-        <w:spacing w:after="20" w:before="120"/>
-      </w:pPr>
       <w:r>
-        <w:rPr>
-          <w:b/>
-          <w:sz w:val="22"/>
-        </w:rPr>
-        <w:t>Question: Which of the following treatment guidelines is NOT recommended in dengue fever?</w:t>
+        <w:t xml:space="preserve">(d) Promoting imports</w:t>
       </w:r>
     </w:p>
     <w:p>
-      <w:pPr>
-        <w:spacing w:after="0" w:before="0"/>
-      </w:pPr>
       <w:r>
-        <w:rPr>
-          <w:b w:val="0"/>
-          <w:sz w:val="22"/>
-        </w:rPr>
-        <w:t>(a) Rest and sleep</w:t>
+        <w:t xml:space="preserve">Answer: a</w:t>
       </w:r>
     </w:p>
     <w:p>
-      <w:pPr>
-        <w:spacing w:after="0" w:before="0"/>
-      </w:pPr>
       <w:r>
-        <w:rPr>
-          <w:b w:val="0"/>
-          <w:sz w:val="22"/>
-        </w:rPr>
-        <w:t>(b) Staying well hydrated</w:t>
+        <w:t xml:space="preserve">Solution: Affordable generics reduce medicine costs — the core objective of the Jan Aushadhi scheme.</w:t>
       </w:r>
     </w:p>
     <w:p>
-      <w:pPr>
-        <w:spacing w:after="0" w:before="0"/>
-      </w:pPr>
       <w:r>
-        <w:rPr>
-          <w:b w:val="0"/>
-          <w:sz w:val="22"/>
-        </w:rPr>
-        <w:t>(c) Use of oral acetaminophen (paracetamol)</w:t>
+        <w:t xml:space="preserve">Positive Marks: 1</w:t>
       </w:r>
     </w:p>
     <w:p>
-      <w:pPr>
-        <w:spacing w:after="0" w:before="0"/>
-      </w:pPr>
       <w:r>
-        <w:rPr>
-          <w:b w:val="0"/>
-          <w:sz w:val="22"/>
-        </w:rPr>
-        <w:t>(d) Use of NSAIDs such as ibuprofen</w:t>
+        <w:t xml:space="preserve">Negative Marks: 0.25</w:t>
       </w:r>
     </w:p>
     <w:p>
-      <w:pPr>
-        <w:spacing w:after="0" w:before="40"/>
-      </w:pPr>
       <w:r>
-        <w:rPr>
-          <w:b/>
-          <w:sz w:val="22"/>
-        </w:rPr>
-        <w:t>Answer: d</w:t>
+        <w:t xml:space="preserve"/>
       </w:r>
     </w:p>
     <w:p>
-      <w:pPr>
-        <w:spacing w:after="0" w:before="0"/>
-      </w:pPr>
       <w:r>
-        <w:rPr>
-          <w:b w:val="0"/>
-          <w:sz w:val="21"/>
-        </w:rPr>
-        <w:t>Solution: NSAIDs are NOT recommended in dengue fever because they interfere with platelet function and increase the risk of bleeding; hydration, rest and oral acetaminophen (paracetamol) are the recommended measures.</w:t>
+        <w:t xml:space="preserve">Question: The nurse is to give 2.4 mg of a medication. The vial contains 0.8 mg/mL. The volume to give is:</w:t>
       </w:r>
     </w:p>
     <w:p>
-      <w:pPr>
-        <w:spacing w:after="0" w:before="0"/>
-      </w:pPr>
       <w:r>
-        <w:rPr>
-          <w:b w:val="0"/>
-          <w:sz w:val="20"/>
-        </w:rPr>
-        <w:t>Positive Marks: 1</w:t>
+        <w:t xml:space="preserve">(a) 2 mL</w:t>
       </w:r>
     </w:p>
     <w:p>
-      <w:pPr>
-        <w:spacing w:after="160" w:before="0"/>
-      </w:pPr>
       <w:r>
-        <w:rPr>
-          <w:b w:val="0"/>
-          <w:sz w:val="20"/>
-        </w:rPr>
-        <w:t>Negative Marks: 0.25</w:t>
+        <w:t xml:space="preserve">(b) 3 mL</w:t>
       </w:r>
     </w:p>
     <w:p>
-      <w:pPr>
-        <w:spacing w:after="20" w:before="120"/>
-      </w:pPr>
       <w:r>
-        <w:rPr>
-          <w:b/>
-          <w:sz w:val="22"/>
-        </w:rPr>
-        <w:t>Question: What is the immediate intervention for a patient with tension pneumothorax?</w:t>
+        <w:t xml:space="preserve">(c) 4 mL</w:t>
       </w:r>
     </w:p>
     <w:p>
-      <w:pPr>
-        <w:spacing w:after="0" w:before="0"/>
-      </w:pPr>
       <w:r>
-        <w:rPr>
-          <w:b w:val="0"/>
-          <w:sz w:val="22"/>
-        </w:rPr>
-        <w:t>(a) No intervention is needed</w:t>
+        <w:t xml:space="preserve">(d) 5 mL</w:t>
       </w:r>
     </w:p>
     <w:p>
-      <w:pPr>
-        <w:spacing w:after="0" w:before="0"/>
-      </w:pPr>
       <w:r>
-        <w:rPr>
-          <w:b w:val="0"/>
-          <w:sz w:val="22"/>
-        </w:rPr>
-        <w:t>(b) Insert a chest tube in the 6th-7th intercostal space</w:t>
+        <w:t xml:space="preserve">Answer: b</w:t>
       </w:r>
     </w:p>
     <w:p>
-      <w:pPr>
-        <w:spacing w:after="0" w:before="0"/>
-      </w:pPr>
       <w:r>
-        <w:rPr>
-          <w:b w:val="0"/>
-          <w:sz w:val="22"/>
-        </w:rPr>
-        <w:t>(c) Needle decompression at the 2nd intercostal space, midclavicular line</w:t>
+        <w:t xml:space="preserve">Solution: Volume = 2.4 ÷ 0.8 = 3 mL.</w:t>
       </w:r>
     </w:p>
     <w:p>
-      <w:pPr>
-        <w:spacing w:after="0" w:before="0"/>
-      </w:pPr>
       <w:r>
-        <w:rPr>
-          <w:b w:val="0"/>
-          <w:sz w:val="22"/>
-        </w:rPr>
-        <w:t>(d) Insert a chest tube in the 8th-9th intercostal space</w:t>
+        <w:t xml:space="preserve">Positive Marks: 1</w:t>
       </w:r>
     </w:p>
     <w:p>
-      <w:pPr>
-        <w:spacing w:after="0" w:before="40"/>
-      </w:pPr>
       <w:r>
-        <w:rPr>
-          <w:b/>
-          <w:sz w:val="22"/>
-        </w:rPr>
-        <w:t>Answer: c</w:t>
+        <w:t xml:space="preserve">Negative Marks: 0.25</w:t>
       </w:r>
     </w:p>
     <w:p>
-      <w:pPr>
-        <w:spacing w:after="0" w:before="0"/>
-      </w:pPr>
       <w:r>
-        <w:rPr>
-          <w:b w:val="0"/>
-          <w:sz w:val="21"/>
-        </w:rPr>
-        <w:t>Solution: Tension pneumothorax is a life-threatening emergency; immediate needle decompression is done at the 2nd intercostal space, midclavicular line, followed by chest tube insertion.</w:t>
+        <w:t xml:space="preserve"/>
       </w:r>
     </w:p>
     <w:p>
-      <w:pPr>
-        <w:spacing w:after="0" w:before="0"/>
-      </w:pPr>
       <w:r>
-        <w:rPr>
-          <w:b w:val="0"/>
-          <w:sz w:val="20"/>
-        </w:rPr>
-        <w:t>Positive Marks: 1</w:t>
+        <w:t xml:space="preserve">Question: The nurse is caring for a patient with a head injury who has a rising temperature. The nurse should:</w:t>
       </w:r>
     </w:p>
     <w:p>
-      <w:pPr>
-        <w:spacing w:after="160" w:before="0"/>
-      </w:pPr>
       <w:r>
-        <w:rPr>
-          <w:b w:val="0"/>
-          <w:sz w:val="20"/>
-        </w:rPr>
-        <w:t>Negative Marks: 0.25</w:t>
+        <w:t xml:space="preserve">(a) Treat the fever — it raises ICP</w:t>
       </w:r>
     </w:p>
     <w:p>
-      <w:pPr>
-        <w:spacing w:after="20" w:before="120"/>
-      </w:pPr>
       <w:r>
-        <w:rPr>
-          <w:b/>
-          <w:sz w:val="22"/>
-        </w:rPr>
-        <w:t>Question: Which finding in a client receiving a blood transfusion requires the nurse to STOP the transfusion immediately?</w:t>
+        <w:t xml:space="preserve">(b) Let the fever persist</w:t>
       </w:r>
     </w:p>
     <w:p>
-      <w:pPr>
-        <w:spacing w:after="0" w:before="0"/>
-      </w:pPr>
       <w:r>
-        <w:rPr>
-          <w:b w:val="0"/>
-          <w:sz w:val="22"/>
-        </w:rPr>
-        <w:t>(a) Temperature 38.9°C with chills and low back pain</w:t>
+        <w:t xml:space="preserve">(c) Cool below normal</w:t>
       </w:r>
     </w:p>
     <w:p>
-      <w:pPr>
-        <w:spacing w:after="0" w:before="0"/>
-      </w:pPr>
       <w:r>
-        <w:rPr>
-          <w:b w:val="0"/>
-          <w:sz w:val="22"/>
-        </w:rPr>
-        <w:t>(b) Slight redness around the IV site</w:t>
+        <w:t xml:space="preserve">(d) Ignore the fever</w:t>
       </w:r>
     </w:p>
     <w:p>
-      <w:pPr>
-        <w:spacing w:after="0" w:before="0"/>
-      </w:pPr>
       <w:r>
-        <w:rPr>
-          <w:b w:val="0"/>
-          <w:sz w:val="22"/>
-        </w:rPr>
-        <w:t>(c) Heart rate increase of 6 beats/min</w:t>
+        <w:t xml:space="preserve">Answer: a</w:t>
       </w:r>
     </w:p>
     <w:p>
-      <w:pPr>
-        <w:spacing w:after="0" w:before="0"/>
-      </w:pPr>
       <w:r>
-        <w:rPr>
-          <w:b w:val="0"/>
-          <w:sz w:val="22"/>
-        </w:rPr>
-        <w:t>(d) Mild headache</w:t>
+        <w:t xml:space="preserve">Solution: Fever increases cerebral metabolism and ICP after head injury — the nurse treats it with antipyretics/cooling and investigates the cause.</w:t>
       </w:r>
     </w:p>
     <w:p>
-      <w:pPr>
-        <w:spacing w:after="0" w:before="40"/>
-      </w:pPr>
       <w:r>
-        <w:rPr>
-          <w:b/>
-          <w:sz w:val="22"/>
-        </w:rPr>
-        <w:t>Answer: a</w:t>
+        <w:t xml:space="preserve">Positive Marks: 1</w:t>
       </w:r>
     </w:p>
     <w:p>
-      <w:pPr>
-        <w:spacing w:after="0" w:before="0"/>
-      </w:pPr>
       <w:r>
-        <w:rPr>
-          <w:b w:val="0"/>
-          <w:sz w:val="21"/>
-        </w:rPr>
-        <w:t>Solution: Fever, chills and low back pain are the classic triad of a hemolytic transfusion reaction; the infusion must be stopped at once and the blood returned to the blood bank.</w:t>
+        <w:t xml:space="preserve">Negative Marks: 0.25</w:t>
       </w:r>
     </w:p>
     <w:p>
-      <w:pPr>
-        <w:spacing w:after="0" w:before="0"/>
-      </w:pPr>
       <w:r>
-        <w:rPr>
-          <w:b w:val="0"/>
-          <w:sz w:val="20"/>
-        </w:rPr>
-        <w:t>Positive Marks: 1</w:t>
+        <w:t xml:space="preserve"/>
       </w:r>
     </w:p>
     <w:p>
-      <w:pPr>
-        <w:spacing w:after="160" w:before="0"/>
-      </w:pPr>
       <w:r>
-        <w:rPr>
-          <w:b w:val="0"/>
-          <w:sz w:val="20"/>
-        </w:rPr>
-        <w:t>Negative Marks: 0.25</w:t>
+        <w:t xml:space="preserve">Question: A patient with a deep vein thrombosis is on warfarin. The nurse should teach the patient to:</w:t>
+      </w:r>
+    </w:p>
+    <w:p>
+      <w:r>
+        <w:t xml:space="preserve">(a) Report bleeding and keep INR appointments</w:t>
+      </w:r>
+    </w:p>
+    <w:p>
+      <w:r>
+        <w:t xml:space="preserve">(b) Take aspirin freely</w:t>
+      </w:r>
+    </w:p>
+    <w:p>
+      <w:r>
+        <w:t xml:space="preserve">(c) Skip warfarin</w:t>
+      </w:r>
+    </w:p>
+    <w:p>
+      <w:r>
+        <w:t xml:space="preserve">(d) Avoid follow-up</w:t>
+      </w:r>
+    </w:p>
+    <w:p>
+      <w:r>
+        <w:t xml:space="preserve">Answer: a</w:t>
+      </w:r>
+    </w:p>
+    <w:p>
+      <w:r>
+        <w:t xml:space="preserve">Solution: Warfarin — bleeding precautions, INR monitoring (2–3), consistent vitamin K intake, and avoiding aspirin/NSAIDs.</w:t>
+      </w:r>
+    </w:p>
+    <w:p>
+      <w:r>
+        <w:t xml:space="preserve">Positive Marks: 1</w:t>
+      </w:r>
+    </w:p>
+    <w:p>
+      <w:r>
+        <w:t xml:space="preserve">Negative Marks: 0.25</w:t>
+      </w:r>
+    </w:p>
+    <w:p>
+      <w:r>
+        <w:t xml:space="preserve"/>
+      </w:r>
+    </w:p>
+    <w:p>
+      <w:r>
+        <w:t xml:space="preserve">Question: The nurse is providing care to a patient after a total hip replacement. The nurse should:</w:t>
+      </w:r>
+    </w:p>
+    <w:p>
+      <w:r>
+        <w:t xml:space="preserve">(a) Position with an abduction pillow and teach hip precautions</w:t>
+      </w:r>
+    </w:p>
+    <w:p>
+      <w:r>
+        <w:t xml:space="preserve">(b) Cross the legs</w:t>
+      </w:r>
+    </w:p>
+    <w:p>
+      <w:r>
+        <w:t xml:space="preserve">(c) Flex the hip beyond 90 degrees</w:t>
+      </w:r>
+    </w:p>
+    <w:p>
+      <w:r>
+        <w:t xml:space="preserve">(d) Sit in low chairs</w:t>
+      </w:r>
+    </w:p>
+    <w:p>
+      <w:r>
+        <w:t xml:space="preserve">Answer: a</w:t>
+      </w:r>
+    </w:p>
+    <w:p>
+      <w:r>
+        <w:t xml:space="preserve">Solution: Hip precautions — abduction pillow, no crossing of legs or hip flexion &gt;90°, and avoiding low chairs — prevent dislocation.</w:t>
+      </w:r>
+    </w:p>
+    <w:p>
+      <w:r>
+        <w:t xml:space="preserve">Positive Marks: 1</w:t>
+      </w:r>
+    </w:p>
+    <w:p>
+      <w:r>
+        <w:t xml:space="preserve">Negative Marks: 0.25</w:t>
       </w:r>
     </w:p>
     <w:sectPr>
       <w:pgSz w:w="12240" w:h="15840"/>
-      <w:pgMar w:top="864" w:right="1008" w:bottom="864" w:left="1008" w:header="720" w:footer="720" w:gutter="0"/>
+      <w:pgMar w:top="1440" w:right="1800" w:bottom="1440" w:left="1800" w:header="720" w:footer="720" w:gutter="0"/>
       <w:cols w:space="720"/>
       <w:docGrid w:linePitch="360"/>
     </w:sectPr>
@@ -2535,10 +1365,6 @@
     <w:name w:val="Normal"/>
     <w:qFormat/>
     <w:rsid w:val="00FC693F"/>
-    <w:rPr>
-      <w:rFonts w:ascii="Calibri" w:hAnsi="Calibri"/>
-      <w:sz w:val="22"/>
-    </w:rPr>
   </w:style>
   <w:style w:type="paragraph" w:styleId="Header">
     <w:name w:val="header"/>
